--- a/docs/dev_plan_plgp_flgl.docx
+++ b/docs/dev_plan_plgp_flgl.docx
@@ -1103,7 +1103,7 @@
           </w:tcPr>
           <w:p>
             <w:r>
-              <w:t>M1 分了个类</w:t>
+              <w:t>M1 分了个类(已完成 2026-08-23)</w:t>
             </w:r>
           </w:p>
         </w:tc>
@@ -1113,7 +1113,7 @@
           </w:tcPr>
           <w:p>
             <w:r>
-              <w:t>core + 单测 + 页面</w:t>
+              <w:t>core + 单测 13 项 + 页面(传送带拖拽, 按用户设计: 满载到点判负)</w:t>
             </w:r>
           </w:p>
         </w:tc>
@@ -1135,7 +1135,7 @@
           </w:tcPr>
           <w:p>
             <w:r>
-              <w:t>M2 分了个类</w:t>
+              <w:t>M2 分了个类(已完成 2026-08-23)</w:t>
             </w:r>
           </w:p>
         </w:tc>
@@ -1155,7 +1155,7 @@
           </w:tcPr>
           <w:p>
             <w:r>
-              <w:t>上线,平台 v2.6.0</w:t>
+              <w:t>**已上线,平台 v2.6.0**</w:t>
             </w:r>
           </w:p>
         </w:tc>

--- a/docs/dev_plan_plgp_flgl.docx
+++ b/docs/dev_plan_plgp_flgl.docx
@@ -1167,7 +1167,7 @@
           </w:tcPr>
           <w:p>
             <w:r>
-              <w:t>M1 配了个平</w:t>
+              <w:t>M1 配了个平(已完成 2026-08-23)</w:t>
             </w:r>
           </w:p>
         </w:tc>
@@ -1177,7 +1177,7 @@
           </w:tcPr>
           <w:p>
             <w:r>
-              <w:t>题库 90~120 条 + 校验脚本 + core + 单测</w:t>
+              <w:t>题库 111 条(用户审定 v0.2)+ 守恒/gcd 自动校验(core.test.ts 全量锁定)+ core 单测 13 项</w:t>
             </w:r>
           </w:p>
         </w:tc>
@@ -1199,7 +1199,7 @@
           </w:tcPr>
           <w:p>
             <w:r>
-              <w:t>M2 配了个平</w:t>
+              <w:t>M2 配了个平(已完成 2026-08-23)</w:t>
             </w:r>
           </w:p>
         </w:tc>
@@ -1219,7 +1219,7 @@
           </w:tcPr>
           <w:p>
             <w:r>
-              <w:t>上线,平台 v2.7.0</w:t>
+              <w:t>**已上线,平台 v2.7.0**</w:t>
             </w:r>
           </w:p>
         </w:tc>
